--- a/trunk/academia/eprofile/artigos/eswa/highlights.docx
+++ b/trunk/academia/eprofile/artigos/eswa/highlights.docx
@@ -3,66 +3,53 @@
 <w:document xmlns:wpc="http://schemas.microsoft.com/office/word/2010/wordprocessingCanvas" xmlns:mc="http://schemas.openxmlformats.org/markup-compatibility/2006" xmlns:o="urn:schemas-microsoft-com:office:office" xmlns:r="http://schemas.openxmlformats.org/officeDocument/2006/relationships" xmlns:m="http://schemas.openxmlformats.org/officeDocument/2006/math" xmlns:v="urn:schemas-microsoft-com:vml" xmlns:wp14="http://schemas.microsoft.com/office/word/2010/wordprocessingDrawing" xmlns:wp="http://schemas.openxmlformats.org/drawingml/2006/wordprocessingDrawing" xmlns:w10="urn:schemas-microsoft-com:office:word" xmlns:w="http://schemas.openxmlformats.org/wordprocessingml/2006/main" xmlns:w14="http://schemas.microsoft.com/office/word/2010/wordml" xmlns:wpg="http://schemas.microsoft.com/office/word/2010/wordprocessingGroup" xmlns:wpi="http://schemas.microsoft.com/office/word/2010/wordprocessingInk" xmlns:wne="http://schemas.microsoft.com/office/word/2006/wordml" xmlns:wps="http://schemas.microsoft.com/office/word/2010/wordprocessingShape" mc:Ignorable="w14 wp14">
   <w:body>
     <w:p>
-      <w:pPr>
-        <w:pStyle w:val="ListParagraph"/>
-        <w:numPr>
-          <w:ilvl w:val="0"/>
-          <w:numId w:val="1"/>
-        </w:numPr>
-        <w:rPr>
-          <w:lang w:val="pt-BR"/>
-        </w:rPr>
-      </w:pPr>
+      <w:r>
+        <w:t xml:space="preserve">We propose </w:t>
+      </w:r>
       <w:proofErr w:type="spellStart"/>
       <w:r>
-        <w:rPr>
-          <w:lang w:val="pt-BR"/>
-        </w:rPr>
-        <w:t>Placeholder</w:t>
+        <w:t>eProfile</w:t>
+      </w:r>
+      <w:proofErr w:type="spellEnd"/>
+      <w:r>
+        <w:t>, a ubiquitous profile manager of generic domain oriented towards distributed environments, with inter-system interoperability, which infers profile data through analysis of an entity trails.</w:t>
+      </w:r>
+    </w:p>
+    <w:p>
+      <w:proofErr w:type="spellStart"/>
+      <w:proofErr w:type="gramStart"/>
+      <w:r>
+        <w:t>eProfile</w:t>
+      </w:r>
+      <w:proofErr w:type="spellEnd"/>
+      <w:proofErr w:type="gramEnd"/>
+      <w:r>
+        <w:t xml:space="preserve"> follows rules defined by the entities, and provides data inferred to be used by applications.</w:t>
+      </w:r>
+    </w:p>
+    <w:p>
+      <w:r>
+        <w:t xml:space="preserve">We </w:t>
+      </w:r>
+      <w:r>
+        <w:t>concluded</w:t>
+      </w:r>
+      <w:r>
+        <w:t xml:space="preserve"> that the use of trails enriches the information database that can be used for generating profiles.</w:t>
+      </w:r>
+    </w:p>
+    <w:p>
+      <w:r>
+        <w:t>We found out that t</w:t>
+      </w:r>
+      <w:r>
+        <w:t>he possibility of managing dynamic interface rules and models add flexibility and adaptability to the e</w:t>
       </w:r>
       <w:bookmarkStart w:id="0" w:name="_GoBack"/>
       <w:bookmarkEnd w:id="0"/>
-      <w:proofErr w:type="spellEnd"/>
-    </w:p>
-    <w:p>
-      <w:pPr>
-        <w:pStyle w:val="ListParagraph"/>
-        <w:numPr>
-          <w:ilvl w:val="0"/>
-          <w:numId w:val="1"/>
-        </w:numPr>
-        <w:rPr>
-          <w:lang w:val="pt-BR"/>
-        </w:rPr>
-      </w:pPr>
-      <w:proofErr w:type="spellStart"/>
-      <w:r>
-        <w:rPr>
-          <w:lang w:val="pt-BR"/>
-        </w:rPr>
-        <w:t>Placeholder</w:t>
-      </w:r>
-      <w:proofErr w:type="spellEnd"/>
-    </w:p>
-    <w:p>
-      <w:pPr>
-        <w:pStyle w:val="ListParagraph"/>
-        <w:numPr>
-          <w:ilvl w:val="0"/>
-          <w:numId w:val="1"/>
-        </w:numPr>
-        <w:rPr>
-          <w:lang w:val="pt-BR"/>
-        </w:rPr>
-      </w:pPr>
-      <w:proofErr w:type="spellStart"/>
-      <w:r>
-        <w:rPr>
-          <w:lang w:val="pt-BR"/>
-        </w:rPr>
-        <w:t>Placeholder</w:t>
-      </w:r>
-      <w:proofErr w:type="spellEnd"/>
+      <w:r>
+        <w:t>nvironment.</w:t>
+      </w:r>
     </w:p>
     <w:sectPr>
       <w:pgSz w:w="12240" w:h="15840"/>
